--- a/Relatorio Tecnico Agrorisk.docx
+++ b/Relatorio Tecnico Agrorisk.docx
@@ -135,7 +135,23 @@
           <w:sz w:val="24"/>
           <w:szCs w:val="24"/>
         </w:rPr>
-        <w:t xml:space="preserve"> ()</w:t>
+        <w:t xml:space="preserve"> (</w:t>
+      </w:r>
+      <w:r>
+        <w:rPr>
+          <w:rFonts w:ascii="Times New Roman" w:hAnsi="Times New Roman" w:cs="Times New Roman"/>
+          <w:sz w:val="24"/>
+          <w:szCs w:val="24"/>
+        </w:rPr>
+        <w:t>123622</w:t>
+      </w:r>
+      <w:r>
+        <w:rPr>
+          <w:rFonts w:ascii="Times New Roman" w:hAnsi="Times New Roman" w:cs="Times New Roman"/>
+          <w:sz w:val="24"/>
+          <w:szCs w:val="24"/>
+        </w:rPr>
+        <w:t>)</w:t>
       </w:r>
     </w:p>
     <w:p>
@@ -9382,6 +9398,7 @@
   <w:style w:type="character" w:default="1" w:styleId="Fontepargpadro">
     <w:name w:val="Default Paragraph Font"/>
     <w:uiPriority w:val="1"/>
+    <w:semiHidden/>
     <w:unhideWhenUsed/>
   </w:style>
   <w:style w:type="table" w:default="1" w:styleId="Tabelanormal">
